--- a/CYBER360-Lab-Network-Module.docx
+++ b/CYBER360-Lab-Network-Module.docx
@@ -251,15 +251,9 @@
           <w:sz w:val="22"/>
           <w:szCs w:val="22"/>
         </w:rPr>
-        <w:t>Get-MACVendor</w:t>
-      </w:r>
-      <w:r>
-        <w:rPr>
-          <w:sz w:val="22"/>
-          <w:szCs w:val="22"/>
-        </w:rPr>
-        <w:t xml:space="preserve">,  </w:t>
-      </w:r>
+        <w:t>Get-</w:t>
+      </w:r>
+      <w:proofErr w:type="spellStart"/>
       <w:r>
         <w:rPr>
           <w:b/>
@@ -267,9 +261,16 @@
           <w:sz w:val="22"/>
           <w:szCs w:val="22"/>
         </w:rPr>
-        <w:t>Get-</w:t>
-      </w:r>
-      <w:proofErr w:type="spellStart"/>
+        <w:t>MACVendor</w:t>
+      </w:r>
+      <w:proofErr w:type="spellEnd"/>
+      <w:r>
+        <w:rPr>
+          <w:sz w:val="22"/>
+          <w:szCs w:val="22"/>
+        </w:rPr>
+        <w:t xml:space="preserve">,  </w:t>
+      </w:r>
       <w:r>
         <w:rPr>
           <w:b/>
@@ -277,16 +278,9 @@
           <w:sz w:val="22"/>
           <w:szCs w:val="22"/>
         </w:rPr>
-        <w:t>IPNetwork</w:t>
-      </w:r>
-      <w:proofErr w:type="spellEnd"/>
-      <w:r>
-        <w:rPr>
-          <w:sz w:val="22"/>
-          <w:szCs w:val="22"/>
-        </w:rPr>
-        <w:t xml:space="preserve">, and </w:t>
-      </w:r>
+        <w:t>Get-</w:t>
+      </w:r>
+      <w:proofErr w:type="spellStart"/>
       <w:r>
         <w:rPr>
           <w:b/>
@@ -294,9 +288,16 @@
           <w:sz w:val="22"/>
           <w:szCs w:val="22"/>
         </w:rPr>
-        <w:t>Test-</w:t>
-      </w:r>
-      <w:proofErr w:type="spellStart"/>
+        <w:t>IPNetwork</w:t>
+      </w:r>
+      <w:proofErr w:type="spellEnd"/>
+      <w:r>
+        <w:rPr>
+          <w:sz w:val="22"/>
+          <w:szCs w:val="22"/>
+        </w:rPr>
+        <w:t xml:space="preserve">, and </w:t>
+      </w:r>
       <w:r>
         <w:rPr>
           <w:b/>
@@ -304,6 +305,16 @@
           <w:sz w:val="22"/>
           <w:szCs w:val="22"/>
         </w:rPr>
+        <w:t>Test-</w:t>
+      </w:r>
+      <w:proofErr w:type="spellStart"/>
+      <w:r>
+        <w:rPr>
+          <w:b/>
+          <w:bCs/>
+          <w:sz w:val="22"/>
+          <w:szCs w:val="22"/>
+        </w:rPr>
         <w:t>IPNetwork</w:t>
       </w:r>
       <w:bookmarkEnd w:id="0"/>
@@ -406,8 +417,19 @@
           <w:sz w:val="22"/>
           <w:szCs w:val="22"/>
         </w:rPr>
-        <w:t>Get-MACVendor</w:t>
-      </w:r>
+        <w:t>Get-</w:t>
+      </w:r>
+      <w:proofErr w:type="spellStart"/>
+      <w:r>
+        <w:rPr>
+          <w:b/>
+          <w:bCs/>
+          <w:sz w:val="22"/>
+          <w:szCs w:val="22"/>
+        </w:rPr>
+        <w:t>MACVendor</w:t>
+      </w:r>
+      <w:proofErr w:type="spellEnd"/>
       <w:r>
         <w:rPr>
           <w:sz w:val="22"/>
@@ -645,6 +667,7 @@
         </w:rPr>
         <w:t xml:space="preserve">Method called </w:t>
       </w:r>
+      <w:proofErr w:type="spellStart"/>
       <w:r>
         <w:rPr>
           <w:rFonts w:ascii="Helvetica" w:eastAsia="Times New Roman" w:hAnsi="Helvetica" w:cs="Helvetica"/>
@@ -656,6 +679,7 @@
         </w:rPr>
         <w:t>MACVendorID</w:t>
       </w:r>
+      <w:proofErr w:type="spellEnd"/>
       <w:r>
         <w:rPr>
           <w:rFonts w:ascii="Helvetica" w:eastAsia="Times New Roman" w:hAnsi="Helvetica" w:cs="Helvetica"/>
@@ -699,6 +723,7 @@
         </w:rPr>
         <w:t xml:space="preserve">Static Method named </w:t>
       </w:r>
+      <w:proofErr w:type="spellStart"/>
       <w:r>
         <w:rPr>
           <w:rFonts w:ascii="Helvetica" w:eastAsia="Times New Roman" w:hAnsi="Helvetica" w:cs="Helvetica"/>
@@ -710,6 +735,7 @@
         </w:rPr>
         <w:t>MACVendorID</w:t>
       </w:r>
+      <w:proofErr w:type="spellEnd"/>
       <w:r>
         <w:rPr>
           <w:rFonts w:ascii="Helvetica" w:eastAsia="Times New Roman" w:hAnsi="Helvetica" w:cs="Helvetica"/>
@@ -946,8 +972,21 @@
           <w:sz w:val="22"/>
           <w:szCs w:val="22"/>
         </w:rPr>
-        <w:t>Get-MACVendor</w:t>
-      </w:r>
+        <w:t>Get-</w:t>
+      </w:r>
+      <w:proofErr w:type="spellStart"/>
+      <w:r>
+        <w:rPr>
+          <w:rFonts w:ascii="Helvetica" w:eastAsia="Times New Roman" w:hAnsi="Helvetica" w:cs="Helvetica"/>
+          <w:b/>
+          <w:bCs/>
+          <w:color w:val="333333"/>
+          <w:sz w:val="22"/>
+          <w:szCs w:val="22"/>
+        </w:rPr>
+        <w:t>MACVendor</w:t>
+      </w:r>
+      <w:proofErr w:type="spellEnd"/>
       <w:r>
         <w:rPr>
           <w:rFonts w:ascii="Helvetica" w:eastAsia="Times New Roman" w:hAnsi="Helvetica" w:cs="Helvetica"/>
@@ -1090,6 +1129,7 @@
         </w:rPr>
         <w:t xml:space="preserve">Make the </w:t>
       </w:r>
+      <w:proofErr w:type="spellStart"/>
       <w:r>
         <w:rPr>
           <w:rFonts w:ascii="Helvetica" w:eastAsia="Times New Roman" w:hAnsi="Helvetica" w:cs="Helvetica"/>
@@ -1101,6 +1141,7 @@
         </w:rPr>
         <w:t>DatabasePath</w:t>
       </w:r>
+      <w:proofErr w:type="spellEnd"/>
       <w:r>
         <w:rPr>
           <w:rFonts w:ascii="Helvetica" w:eastAsia="Times New Roman" w:hAnsi="Helvetica" w:cs="Helvetica"/>
@@ -1426,7 +1467,23 @@
           <w:sz w:val="22"/>
           <w:szCs w:val="22"/>
         </w:rPr>
-        <w:t>Expose the functions Get-MACVendor,  Get-</w:t>
+        <w:t>Expose the functions Get-</w:t>
+      </w:r>
+      <w:proofErr w:type="spellStart"/>
+      <w:r>
+        <w:rPr>
+          <w:sz w:val="22"/>
+          <w:szCs w:val="22"/>
+        </w:rPr>
+        <w:t>MACVendor</w:t>
+      </w:r>
+      <w:proofErr w:type="spellEnd"/>
+      <w:r>
+        <w:rPr>
+          <w:sz w:val="22"/>
+          <w:szCs w:val="22"/>
+        </w:rPr>
+        <w:t>,  Get-</w:t>
       </w:r>
       <w:proofErr w:type="spellStart"/>
       <w:r>
@@ -1687,7 +1744,36 @@
           <w:sz w:val="22"/>
           <w:szCs w:val="22"/>
         </w:rPr>
-        <w:t>Publish your module to the class repository. Use the publish-module cmdlet to publish your module.</w:t>
+        <w:t>Publish your module to the class repository</w:t>
+      </w:r>
+      <w:r>
+        <w:rPr>
+          <w:rFonts w:ascii="Helvetica" w:eastAsia="Times New Roman" w:hAnsi="Helvetica" w:cs="Helvetica"/>
+          <w:color w:val="333333"/>
+          <w:sz w:val="22"/>
+          <w:szCs w:val="22"/>
+        </w:rPr>
+        <w:t xml:space="preserve"> </w:t>
+      </w:r>
+      <w:hyperlink r:id="rId9" w:history="1">
+        <w:r>
+          <w:rPr>
+            <w:rStyle w:val="Hyperlink"/>
+            <w:rFonts w:ascii="Helvetica" w:eastAsia="Times New Roman" w:hAnsi="Helvetica" w:cs="Helvetica"/>
+            <w:sz w:val="22"/>
+            <w:szCs w:val="22"/>
+          </w:rPr>
+          <w:t>https://360lab.cse.byui.edu/nuget/cyberlab</w:t>
+        </w:r>
+      </w:hyperlink>
+      <w:r>
+        <w:rPr>
+          <w:rFonts w:ascii="Helvetica" w:eastAsia="Times New Roman" w:hAnsi="Helvetica" w:cs="Helvetica"/>
+          <w:color w:val="333333"/>
+          <w:sz w:val="22"/>
+          <w:szCs w:val="22"/>
+        </w:rPr>
+        <w:t>. Use the publish-module cmdlet to publish your module.</w:t>
       </w:r>
       <w:r>
         <w:rPr>
@@ -1723,7 +1809,16 @@
           <w:sz w:val="22"/>
           <w:szCs w:val="22"/>
         </w:rPr>
-        <w:t xml:space="preserve"> 29ab3bb0c968aaf8e78d62c9457366b555d4ccaf</w:t>
+        <w:t xml:space="preserve"> </w:t>
+      </w:r>
+      <w:r>
+        <w:rPr>
+          <w:rFonts w:ascii="Helvetica" w:eastAsia="Times New Roman" w:hAnsi="Helvetica" w:cs="Helvetica"/>
+          <w:color w:val="333333"/>
+          <w:sz w:val="22"/>
+          <w:szCs w:val="22"/>
+        </w:rPr>
+        <w:t>5864527bdca2a185f9676d50e9d6b16aeb330d47</w:t>
       </w:r>
       <w:r>
         <w:rPr>
@@ -2182,7 +2277,27 @@
                 <w:sz w:val="22"/>
                 <w:szCs w:val="22"/>
               </w:rPr>
-              <w:t xml:space="preserve">Get-MACVendor </w:t>
+              <w:t>Get-</w:t>
+            </w:r>
+            <w:proofErr w:type="spellStart"/>
+            <w:r>
+              <w:rPr>
+                <w:b w:val="0"/>
+                <w:bCs w:val="0"/>
+                <w:sz w:val="22"/>
+                <w:szCs w:val="22"/>
+              </w:rPr>
+              <w:t>MACVendor</w:t>
+            </w:r>
+            <w:proofErr w:type="spellEnd"/>
+            <w:r>
+              <w:rPr>
+                <w:b w:val="0"/>
+                <w:bCs w:val="0"/>
+                <w:sz w:val="22"/>
+                <w:szCs w:val="22"/>
+              </w:rPr>
+              <w:t xml:space="preserve"> </w:t>
             </w:r>
             <w:r>
               <w:rPr>
@@ -2493,12 +2608,12 @@
     </w:tbl>
     <w:p/>
     <w:sectPr>
-      <w:headerReference w:type="even" r:id="rId9"/>
-      <w:headerReference w:type="default" r:id="rId10"/>
-      <w:footerReference w:type="even" r:id="rId11"/>
-      <w:footerReference w:type="default" r:id="rId12"/>
-      <w:headerReference w:type="first" r:id="rId13"/>
-      <w:footerReference w:type="first" r:id="rId14"/>
+      <w:headerReference w:type="even" r:id="rId10"/>
+      <w:headerReference w:type="default" r:id="rId11"/>
+      <w:footerReference w:type="even" r:id="rId12"/>
+      <w:footerReference w:type="default" r:id="rId13"/>
+      <w:headerReference w:type="first" r:id="rId14"/>
+      <w:footerReference w:type="first" r:id="rId15"/>
       <w:pgSz w:w="12240" w:h="15840"/>
       <w:pgMar w:top="720" w:right="720" w:bottom="1152" w:left="720" w:header="0" w:footer="288" w:gutter="0"/>
       <w:cols w:space="720"/>
@@ -2662,7 +2777,7 @@
         <w:sz w:val="16"/>
         <w:szCs w:val="18"/>
       </w:rPr>
-      <w:t>2025</w:t>
+      <w:t>2026</w:t>
     </w:r>
     <w:r>
       <w:rPr>
